--- a/uploads/Proposta/Proposta_SÃO PAULO COFFEE FESTIVAL_.docx
+++ b/uploads/Proposta/Proposta_SÃO PAULO COFFEE FESTIVAL_.docx
@@ -333,7 +333,7 @@
                 <w:szCs w:val="24"/>
                 <w:u w:val="single"/>
               </w:rPr>
-              <w:t xml:space="preserve">PAVILHÃO 1</w:t>
+              <w:t xml:space="preserve"/>
             </w:r>
           </w:p>
         </w:tc>
@@ -389,7 +389,7 @@
                 <w:szCs w:val="24"/>
                 <w:u w:val="single"/>
               </w:rPr>
-              <w:t xml:space="preserve">23/06/2025 ATÉ: 23/06/2025</w:t>
+              <w:t xml:space="preserve">22/06/2026 ATÉ: 22/06/2026</w:t>
             </w:r>
           </w:p>
         </w:tc>
@@ -445,7 +445,7 @@
                 <w:szCs w:val="24"/>
                 <w:u w:val="single"/>
               </w:rPr>
-              <w:t xml:space="preserve">24/06/2025 ATÉ: 26/06/2025</w:t>
+              <w:t xml:space="preserve">23/06/2026 ATÉ: 25/06/2026</w:t>
             </w:r>
           </w:p>
         </w:tc>
@@ -501,7 +501,7 @@
                 <w:szCs w:val="24"/>
                 <w:u w:val="single"/>
               </w:rPr>
-              <w:t xml:space="preserve">27/06/2025 ATÉ: 29/06/2025</w:t>
+              <w:t xml:space="preserve">26/06/2026 ATÉ: 28/06/2026</w:t>
             </w:r>
           </w:p>
         </w:tc>
@@ -564,7 +564,7 @@
                 <w:szCs w:val="24"/>
                 <w:u w:val="single"/>
               </w:rPr>
-              <w:t xml:space="preserve">30/06/2025 ATÉ: 30/06/2025</w:t>
+              <w:t xml:space="preserve">29/06/2026 ATÉ: 29/06/2026</w:t>
             </w:r>
           </w:p>
         </w:tc>
@@ -630,28 +630,6 @@
             </w:rPr>
             <w:t xml:space="preserve"/>
             <w:br/>
-            <w:t xml:space="preserve"/>
-            <w:br/>
-            <w:t xml:space="preserve"/>
-            <w:br/>
-            <w:t xml:space="preserve"/>
-            <w:br/>
-            <w:t xml:space="preserve"/>
-          </w:r>
-          <w:r>
-            <w:rPr>
-              <w:b/>
-              <w:i/>
-              <w:rFonts w:ascii="Abel" w:hAnsi="Abel" w:cs="Abel"/>
-            </w:rPr>
-            <w:t xml:space="preserve">ANÁLISE DE PROJETOS VIA SISTEMA</w:t>
-          </w:r>
-          <w:r>
-            <w:rPr>
-              <w:rFonts w:ascii="Abel" w:hAnsi="Abel" w:cs="Abel"/>
-            </w:rPr>
-            <w:t xml:space="preserve"/>
-            <w:br/>
             <w:t xml:space="preserve"> Sistema on-line para a análise do projeto e documentação;</w:t>
             <w:br/>
             <w:t xml:space="preserve"> Análise dos projetos de acordo com as normas de montagem do evento;</w:t>
@@ -660,33 +638,7 @@
             <w:br/>
             <w:t xml:space="preserve"/>
             <w:br/>
-            <w:t xml:space="preserve">• 1 Analista De Projetos, (E SISTEMA), 25 Diária(s), de: 30/05/2025 até: 23/06/2025</w:t>
-            <w:br/>
-            <w:t xml:space="preserve"/>
-            <w:br/>
-            <w:t xml:space="preserve">• 1 Analista De Projetos, (E SISTEMA), 25 Diária(s), de: 30/05/2025 até: 23/06/2025</w:t>
-            <w:br/>
-            <w:t xml:space="preserve"/>
-            <w:br/>
-            <w:t xml:space="preserve">1 </w:t>
-            <w:br/>
-            <w:t xml:space="preserve"/>
-            <w:br/>
-            <w:t xml:space="preserve"/>
-          </w:r>
-          <w:r>
-            <w:rPr>
-              <w:b/>
-              <w:i/>
-              <w:rFonts w:ascii="Abel" w:hAnsi="Abel" w:cs="Abel"/>
-            </w:rPr>
-            <w:t xml:space="preserve">ANALISTA DE PROJETOS</w:t>
-          </w:r>
-          <w:r>
-            <w:rPr>
-              <w:rFonts w:ascii="Abel" w:hAnsi="Abel" w:cs="Abel"/>
-            </w:rPr>
-            <w:t xml:space="preserve"/>
+            <w:t xml:space="preserve">• 1 Analista De Projetos</w:t>
           </w:r>
         </w:t>
       </w:r>
@@ -1016,7 +968,7 @@
           <w:sz w:val="24"/>
           <w:szCs w:val="24"/>
         </w:rPr>
-        <w:t xml:space="preserve">• 1 Atendente De Caex -Mono, 1 Diária(s), de: 23/06/2025 até: 23/06/2025</w:t>
+        <w:t xml:space="preserve">• 2 Fiscal Diurno</w:t>
       </w:r>
     </w:p>
     <w:p>
@@ -1036,7 +988,7 @@
           <w:sz w:val="24"/>
           <w:szCs w:val="24"/>
         </w:rPr>
-        <w:t xml:space="preserve">• 1 Atendente De Caex -Mono, 1 Diária(s), de: 23/06/2025 até: 23/06/2025</w:t>
+        <w:t xml:space="preserve">• 1 Fiscal Noturno</w:t>
       </w:r>
     </w:p>
     <w:p>
@@ -1056,7 +1008,7 @@
           <w:sz w:val="24"/>
           <w:szCs w:val="24"/>
         </w:rPr>
-        <w:t xml:space="preserve">• 1 Coordenador Operacional 1, 8 Diária(s), de: 23/06/2025 até: 30/06/2025</w:t>
+        <w:t xml:space="preserve">• 1 Sistema AnáLise De Projetos</w:t>
       </w:r>
     </w:p>
     <w:p>
@@ -1076,7 +1028,7 @@
           <w:sz w:val="24"/>
           <w:szCs w:val="24"/>
         </w:rPr>
-        <w:t xml:space="preserve">• 1 Coordenador Operacional 1, 8 Diária(s), de: 23/06/2025 até: 30/06/2025</w:t>
+        <w:t xml:space="preserve">• 1 Sistema De Caex</w:t>
       </w:r>
     </w:p>
     <w:p>
@@ -1096,7 +1048,7 @@
           <w:sz w:val="24"/>
           <w:szCs w:val="24"/>
         </w:rPr>
-        <w:t xml:space="preserve">• 2 Fiscal Diurno, 8 Diária(s), de: 23/06/2025 até: 30/06/2025</w:t>
+        <w:t xml:space="preserve">• 1 Coordenador Operacional 1, (GERENTE)</w:t>
       </w:r>
     </w:p>
     <w:p>
@@ -1116,87 +1068,7 @@
           <w:sz w:val="24"/>
           <w:szCs w:val="24"/>
         </w:rPr>
-        <w:t xml:space="preserve">• 2 Fiscal Diurno, 8 Diária(s), de: 23/06/2025 até: 30/06/2025</w:t>
-      </w:r>
-    </w:p>
-    <w:p>
-      <w:pPr>
-        <w:pStyle w:val="PargrafodaLista"/>
-        <w:spacing w:line="285" w:lineRule="atLeast"/>
-        <w:ind w:left="0"/>
-        <w:rPr>
-          <w:rFonts w:ascii="Abel" w:hAnsi="Abel"/>
-          <w:sz w:val="24"/>
-          <w:szCs w:val="24"/>
-        </w:rPr>
-      </w:pPr>
-      <w:r>
-        <w:rPr>
-          <w:rFonts w:ascii="Abel" w:hAnsi="Abel"/>
-          <w:sz w:val="24"/>
-          <w:szCs w:val="24"/>
-        </w:rPr>
-        <w:t xml:space="preserve">• 1 Fiscal Noturno, 8 Diária(s), de: 23/06/2025 até: 30/06/2025</w:t>
-      </w:r>
-    </w:p>
-    <w:p>
-      <w:pPr>
-        <w:pStyle w:val="PargrafodaLista"/>
-        <w:spacing w:line="285" w:lineRule="atLeast"/>
-        <w:ind w:left="0"/>
-        <w:rPr>
-          <w:rFonts w:ascii="Abel" w:hAnsi="Abel"/>
-          <w:sz w:val="24"/>
-          <w:szCs w:val="24"/>
-        </w:rPr>
-      </w:pPr>
-      <w:r>
-        <w:rPr>
-          <w:rFonts w:ascii="Abel" w:hAnsi="Abel"/>
-          <w:sz w:val="24"/>
-          <w:szCs w:val="24"/>
-        </w:rPr>
-        <w:t xml:space="preserve">• 1 Fiscal Noturno, 8 Diária(s), de: 23/06/2025 até: 30/06/2025</w:t>
-      </w:r>
-    </w:p>
-    <w:p>
-      <w:pPr>
-        <w:pStyle w:val="PargrafodaLista"/>
-        <w:spacing w:line="285" w:lineRule="atLeast"/>
-        <w:ind w:left="0"/>
-        <w:rPr>
-          <w:rFonts w:ascii="Abel" w:hAnsi="Abel"/>
-          <w:sz w:val="24"/>
-          <w:szCs w:val="24"/>
-        </w:rPr>
-      </w:pPr>
-      <w:r>
-        <w:rPr>
-          <w:rFonts w:ascii="Abel" w:hAnsi="Abel"/>
-          <w:sz w:val="24"/>
-          <w:szCs w:val="24"/>
-        </w:rPr>
-        <w:t xml:space="preserve">• 1 Sistema De Caex, 1 Diária(s), de: 23/06/2025 até: 23/06/2025</w:t>
-      </w:r>
-    </w:p>
-    <w:p>
-      <w:pPr>
-        <w:pStyle w:val="PargrafodaLista"/>
-        <w:spacing w:line="285" w:lineRule="atLeast"/>
-        <w:ind w:left="0"/>
-        <w:rPr>
-          <w:rFonts w:ascii="Abel" w:hAnsi="Abel"/>
-          <w:sz w:val="24"/>
-          <w:szCs w:val="24"/>
-        </w:rPr>
-      </w:pPr>
-      <w:r>
-        <w:rPr>
-          <w:rFonts w:ascii="Abel" w:hAnsi="Abel"/>
-          <w:sz w:val="24"/>
-          <w:szCs w:val="24"/>
-        </w:rPr>
-        <w:t xml:space="preserve">• 1 Sistema De Caex, 1 Diária(s), de: 23/06/2025 até: 23/06/2025</w:t>
+        <w:t xml:space="preserve">• 1 Atendente De Caex -Mono, (MANUSEIO E TREINAMENTO)</w:t>
       </w:r>
     </w:p>
     <w:p>
@@ -1289,7 +1161,7 @@
           <w:sz w:val="24"/>
           <w:szCs w:val="24"/>
         </w:rPr>
-        <w:t xml:space="preserve">• 1 Impressora Multifuncional, 6 Diária(s), de: 24/06/2025 até: 29/06/2025</w:t>
+        <w:t xml:space="preserve">• 1 Impressora Multifuncional</w:t>
       </w:r>
     </w:p>
     <w:p>
@@ -1309,7 +1181,7 @@
           <w:sz w:val="24"/>
           <w:szCs w:val="24"/>
         </w:rPr>
-        <w:t xml:space="preserve">• 1 Impressora Multifuncional, 6 Diária(s), de: 24/06/2025 até: 29/06/2025</w:t>
+        <w:t xml:space="preserve">• 1 Suprimentos, (CAEX)</w:t>
       </w:r>
     </w:p>
     <w:p>
@@ -1329,7 +1201,7 @@
           <w:sz w:val="24"/>
           <w:szCs w:val="24"/>
         </w:rPr>
-        <w:t xml:space="preserve">• 1 Suprimentos, (KIT DE EQUIPAMENTOS), 1 Diária(s), de: 23/06/2025 até: 23/06/2025</w:t>
+        <w:t xml:space="preserve">• 1 Suprimentos, (KIT EQUIPAMENTOS)</w:t>
       </w:r>
     </w:p>
     <w:p>
@@ -1349,7 +1221,7 @@
           <w:sz w:val="24"/>
           <w:szCs w:val="24"/>
         </w:rPr>
-        <w:t xml:space="preserve">• 1 Suprimentos, (KIT DE EQUIPAMENTOS), 1 Diária(s), de: 23/06/2025 até: 23/06/2025</w:t>
+        <w:t xml:space="preserve">• 2 Impressora De Etiqueta</w:t>
       </w:r>
     </w:p>
     <w:p>
@@ -1369,67 +1241,7 @@
           <w:sz w:val="24"/>
           <w:szCs w:val="24"/>
         </w:rPr>
-        <w:t xml:space="preserve">• 2 Impressora De Etiqueta, 6 Diária(s), de: 24/06/2025 até: 29/06/2025</w:t>
-      </w:r>
-    </w:p>
-    <w:p>
-      <w:pPr>
-        <w:pStyle w:val="PargrafodaLista"/>
-        <w:spacing w:line="285" w:lineRule="atLeast"/>
-        <w:ind w:left="0"/>
-        <w:rPr>
-          <w:rFonts w:ascii="Abel" w:hAnsi="Abel"/>
-          <w:sz w:val="24"/>
-          <w:szCs w:val="24"/>
-        </w:rPr>
-      </w:pPr>
-      <w:r>
-        <w:rPr>
-          <w:rFonts w:ascii="Abel" w:hAnsi="Abel"/>
-          <w:sz w:val="24"/>
-          <w:szCs w:val="24"/>
-        </w:rPr>
-        <w:t xml:space="preserve">• 2 Impressora De Etiqueta, 6 Diária(s), de: 24/06/2025 até: 29/06/2025</w:t>
-      </w:r>
-    </w:p>
-    <w:p>
-      <w:pPr>
-        <w:pStyle w:val="PargrafodaLista"/>
-        <w:spacing w:line="285" w:lineRule="atLeast"/>
-        <w:ind w:left="0"/>
-        <w:rPr>
-          <w:rFonts w:ascii="Abel" w:hAnsi="Abel"/>
-          <w:sz w:val="24"/>
-          <w:szCs w:val="24"/>
-        </w:rPr>
-      </w:pPr>
-      <w:r>
-        <w:rPr>
-          <w:rFonts w:ascii="Abel" w:hAnsi="Abel"/>
-          <w:sz w:val="24"/>
-          <w:szCs w:val="24"/>
-        </w:rPr>
-        <w:t xml:space="preserve">• 3 Notebook, 6 Diária(s), de: 24/06/2025 até: 29/06/2025</w:t>
-      </w:r>
-    </w:p>
-    <w:p>
-      <w:pPr>
-        <w:pStyle w:val="PargrafodaLista"/>
-        <w:spacing w:line="285" w:lineRule="atLeast"/>
-        <w:ind w:left="0"/>
-        <w:rPr>
-          <w:rFonts w:ascii="Abel" w:hAnsi="Abel"/>
-          <w:sz w:val="24"/>
-          <w:szCs w:val="24"/>
-        </w:rPr>
-      </w:pPr>
-      <w:r>
-        <w:rPr>
-          <w:rFonts w:ascii="Abel" w:hAnsi="Abel"/>
-          <w:sz w:val="24"/>
-          <w:szCs w:val="24"/>
-        </w:rPr>
-        <w:t xml:space="preserve">• 3 Notebook, 6 Diária(s), de: 24/06/2025 até: 29/06/2025</w:t>
+        <w:t xml:space="preserve">• 3 Notebook</w:t>
       </w:r>
     </w:p>
     <w:p>
@@ -1686,7 +1498,7 @@
           <w:sz w:val="24"/>
           <w:szCs w:val="24"/>
         </w:rPr>
-        <w:t xml:space="preserve">2025</w:t>
+        <w:t xml:space="preserve">2026</w:t>
       </w:r>
       <w:r>
         <w:rPr>
@@ -1704,7 +1516,7 @@
           <w:sz w:val="24"/>
           <w:szCs w:val="24"/>
         </w:rPr>
-        <w:t xml:space="preserve">R$ 42.045,20</w:t>
+        <w:t xml:space="preserve">R$ 45.161,90</w:t>
       </w:r>
       <w:r>
         <w:rPr>
@@ -1883,7 +1695,7 @@
           <w:i/>
           <w:iCs/>
         </w:rPr>
-        <w:t xml:space="preserve">20/01/2026</w:t>
+        <w:t xml:space="preserve">20/02/2026</w:t>
       </w:r>
     </w:p>
     <w:p>

--- a/uploads/Proposta/Proposta_SÃO PAULO COFFEE FESTIVAL_.docx
+++ b/uploads/Proposta/Proposta_SÃO PAULO COFFEE FESTIVAL_.docx
@@ -968,7 +968,7 @@
           <w:sz w:val="24"/>
           <w:szCs w:val="24"/>
         </w:rPr>
-        <w:t xml:space="preserve">• 2 Fiscal Diurno</w:t>
+        <w:t xml:space="preserve">• 1 Coordenador Operacional 1, (GERENTE), 8 Diária(s), de: 22/06/2026 até: 29/06/2026</w:t>
       </w:r>
     </w:p>
     <w:p>
@@ -988,7 +988,7 @@
           <w:sz w:val="24"/>
           <w:szCs w:val="24"/>
         </w:rPr>
-        <w:t xml:space="preserve">• 1 Fiscal Noturno</w:t>
+        <w:t xml:space="preserve">• 1 Atendente De Caex -Mono, (MANUSEIO E TREINAMENTO), 2 Diária(s), de: 22/06/2026 até: 23/06/2026</w:t>
       </w:r>
     </w:p>
     <w:p>
@@ -1008,7 +1008,7 @@
           <w:sz w:val="24"/>
           <w:szCs w:val="24"/>
         </w:rPr>
-        <w:t xml:space="preserve">• 1 Sistema AnáLise De Projetos</w:t>
+        <w:t xml:space="preserve">• 2 Fiscal Diurno, 8 Diária(s), de: 22/06/2026 até: 29/06/2026</w:t>
       </w:r>
     </w:p>
     <w:p>
@@ -1028,7 +1028,7 @@
           <w:sz w:val="24"/>
           <w:szCs w:val="24"/>
         </w:rPr>
-        <w:t xml:space="preserve">• 1 Sistema De Caex</w:t>
+        <w:t xml:space="preserve">• 1 Fiscal Noturno, 8 Diária(s), de: 22/06/2026 até: 29/06/2026</w:t>
       </w:r>
     </w:p>
     <w:p>
@@ -1048,7 +1048,7 @@
           <w:sz w:val="24"/>
           <w:szCs w:val="24"/>
         </w:rPr>
-        <w:t xml:space="preserve">• 1 Coordenador Operacional 1, (GERENTE)</w:t>
+        <w:t xml:space="preserve">• 1 Sistema AnáLise De Projetos, 1 Diária(s), de: 23/06/2026 até: 23/06/2026</w:t>
       </w:r>
     </w:p>
     <w:p>
@@ -1068,7 +1068,7 @@
           <w:sz w:val="24"/>
           <w:szCs w:val="24"/>
         </w:rPr>
-        <w:t xml:space="preserve">• 1 Atendente De Caex -Mono, (MANUSEIO E TREINAMENTO)</w:t>
+        <w:t xml:space="preserve">• 1 Sistema De Caex, 1 Diária(s), de: 23/06/2026 até: 23/06/2026</w:t>
       </w:r>
     </w:p>
     <w:p>
@@ -1161,7 +1161,7 @@
           <w:sz w:val="24"/>
           <w:szCs w:val="24"/>
         </w:rPr>
-        <w:t xml:space="preserve">• 1 Impressora Multifuncional</w:t>
+        <w:t xml:space="preserve">• 1 Impressora Multifuncional, 6 Diária(s), de: 23/06/2026 até: 28/06/2026</w:t>
       </w:r>
     </w:p>
     <w:p>
@@ -1181,7 +1181,7 @@
           <w:sz w:val="24"/>
           <w:szCs w:val="24"/>
         </w:rPr>
-        <w:t xml:space="preserve">• 1 Suprimentos, (CAEX)</w:t>
+        <w:t xml:space="preserve">• 1 Suprimentos, (CAEX), 1 Diária(s), de: 23/06/2026 até: 23/06/2026</w:t>
       </w:r>
     </w:p>
     <w:p>
@@ -1201,7 +1201,7 @@
           <w:sz w:val="24"/>
           <w:szCs w:val="24"/>
         </w:rPr>
-        <w:t xml:space="preserve">• 1 Suprimentos, (KIT EQUIPAMENTOS)</w:t>
+        <w:t xml:space="preserve">• 1 Suprimentos, (KIT EQUIPAMENTOS), 1 Diária(s), de: 23/06/2026 até: 23/06/2026</w:t>
       </w:r>
     </w:p>
     <w:p>
@@ -1221,7 +1221,7 @@
           <w:sz w:val="24"/>
           <w:szCs w:val="24"/>
         </w:rPr>
-        <w:t xml:space="preserve">• 2 Impressora De Etiqueta</w:t>
+        <w:t xml:space="preserve">• 2 Impressora De Etiqueta, 6 Diária(s), de: 23/06/2026 até: 28/06/2026</w:t>
       </w:r>
     </w:p>
     <w:p>
@@ -1241,7 +1241,7 @@
           <w:sz w:val="24"/>
           <w:szCs w:val="24"/>
         </w:rPr>
-        <w:t xml:space="preserve">• 3 Notebook</w:t>
+        <w:t xml:space="preserve">• 3 Notebook, 6 Diária(s), de: 23/06/2026 até: 28/06/2026</w:t>
       </w:r>
     </w:p>
     <w:p>
@@ -1695,7 +1695,7 @@
           <w:i/>
           <w:iCs/>
         </w:rPr>
-        <w:t xml:space="preserve">20/02/2026</w:t>
+        <w:t xml:space="preserve">09/04/2026</w:t>
       </w:r>
     </w:p>
     <w:p>

--- a/uploads/Proposta/Proposta_SÃO PAULO COFFEE FESTIVAL_.docx
+++ b/uploads/Proposta/Proposta_SÃO PAULO COFFEE FESTIVAL_.docx
@@ -333,7 +333,7 @@
                 <w:szCs w:val="24"/>
                 <w:u w:val="single"/>
               </w:rPr>
-              <w:t xml:space="preserve"/>
+              <w:t xml:space="preserve">PAVILHÃO 1</w:t>
             </w:r>
           </w:p>
         </w:tc>
@@ -445,7 +445,7 @@
                 <w:szCs w:val="24"/>
                 <w:u w:val="single"/>
               </w:rPr>
-              <w:t xml:space="preserve">23/06/2026 ATÉ: 25/06/2026</w:t>
+              <w:t xml:space="preserve">22/06/2026 ATÉ: 26/06/2026</w:t>
             </w:r>
           </w:p>
         </w:tc>
@@ -564,7 +564,7 @@
                 <w:szCs w:val="24"/>
                 <w:u w:val="single"/>
               </w:rPr>
-              <w:t xml:space="preserve">29/06/2026 ATÉ: 29/06/2026</w:t>
+              <w:t xml:space="preserve">28/06/2026 ATÉ: 29/06/2026</w:t>
             </w:r>
           </w:p>
         </w:tc>
@@ -630,6 +630,28 @@
             </w:rPr>
             <w:t xml:space="preserve"/>
             <w:br/>
+            <w:t xml:space="preserve"/>
+            <w:br/>
+            <w:t xml:space="preserve"/>
+            <w:br/>
+            <w:t xml:space="preserve"/>
+            <w:br/>
+            <w:t xml:space="preserve"/>
+          </w:r>
+          <w:r>
+            <w:rPr>
+              <w:b/>
+              <w:i/>
+              <w:rFonts w:ascii="Abel" w:hAnsi="Abel" w:cs="Abel"/>
+            </w:rPr>
+            <w:t xml:space="preserve">ANÁLISE DE PROJETOS VIA SISTEMA</w:t>
+          </w:r>
+          <w:r>
+            <w:rPr>
+              <w:rFonts w:ascii="Abel" w:hAnsi="Abel" w:cs="Abel"/>
+            </w:rPr>
+            <w:t xml:space="preserve"/>
+            <w:br/>
             <w:t xml:space="preserve"> Sistema on-line para a análise do projeto e documentação;</w:t>
             <w:br/>
             <w:t xml:space="preserve"> Análise dos projetos de acordo com as normas de montagem do evento;</w:t>
@@ -638,7 +660,29 @@
             <w:br/>
             <w:t xml:space="preserve"/>
             <w:br/>
-            <w:t xml:space="preserve">• 1 Analista De Projetos</w:t>
+            <w:t xml:space="preserve">• 1 Analista De Projetos, (E SISTEMA), 25 Diária(s), de: 29/05/2026 até: 22/06/2026</w:t>
+            <w:br/>
+            <w:t xml:space="preserve"/>
+            <w:br/>
+            <w:t xml:space="preserve">1 </w:t>
+            <w:br/>
+            <w:t xml:space="preserve"/>
+            <w:br/>
+            <w:t xml:space="preserve"/>
+          </w:r>
+          <w:r>
+            <w:rPr>
+              <w:b/>
+              <w:i/>
+              <w:rFonts w:ascii="Abel" w:hAnsi="Abel" w:cs="Abel"/>
+            </w:rPr>
+            <w:t xml:space="preserve">ANALISTA DE PROJETOS</w:t>
+          </w:r>
+          <w:r>
+            <w:rPr>
+              <w:rFonts w:ascii="Abel" w:hAnsi="Abel" w:cs="Abel"/>
+            </w:rPr>
+            <w:t xml:space="preserve"/>
           </w:r>
         </w:t>
       </w:r>
@@ -968,7 +1012,7 @@
           <w:sz w:val="24"/>
           <w:szCs w:val="24"/>
         </w:rPr>
-        <w:t xml:space="preserve">• 1 Coordenador Operacional 1, (GERENTE), 8 Diária(s), de: 22/06/2026 até: 29/06/2026</w:t>
+        <w:t xml:space="preserve">• 1 Coordenador Operacional 1, 8 Diária(s), de: 22/06/2026 até: 29/06/2026</w:t>
       </w:r>
     </w:p>
     <w:p>
@@ -988,7 +1032,7 @@
           <w:sz w:val="24"/>
           <w:szCs w:val="24"/>
         </w:rPr>
-        <w:t xml:space="preserve">• 1 Atendente De Caex -Mono, (MANUSEIO E TREINAMENTO), 2 Diária(s), de: 22/06/2026 até: 23/06/2026</w:t>
+        <w:t xml:space="preserve">• 2 Fiscal Diurno, 8 Diária(s), de: 22/06/2026 até: 29/06/2026</w:t>
       </w:r>
     </w:p>
     <w:p>
@@ -1008,7 +1052,7 @@
           <w:sz w:val="24"/>
           <w:szCs w:val="24"/>
         </w:rPr>
-        <w:t xml:space="preserve">• 2 Fiscal Diurno, 8 Diária(s), de: 22/06/2026 até: 29/06/2026</w:t>
+        <w:t xml:space="preserve">• 1 Fiscal Noturno, 8 Diária(s), de: 22/06/2026 até: 29/06/2026</w:t>
       </w:r>
     </w:p>
     <w:p>
@@ -1028,47 +1072,7 @@
           <w:sz w:val="24"/>
           <w:szCs w:val="24"/>
         </w:rPr>
-        <w:t xml:space="preserve">• 1 Fiscal Noturno, 8 Diária(s), de: 22/06/2026 até: 29/06/2026</w:t>
-      </w:r>
-    </w:p>
-    <w:p>
-      <w:pPr>
-        <w:pStyle w:val="PargrafodaLista"/>
-        <w:spacing w:line="285" w:lineRule="atLeast"/>
-        <w:ind w:left="0"/>
-        <w:rPr>
-          <w:rFonts w:ascii="Abel" w:hAnsi="Abel"/>
-          <w:sz w:val="24"/>
-          <w:szCs w:val="24"/>
-        </w:rPr>
-      </w:pPr>
-      <w:r>
-        <w:rPr>
-          <w:rFonts w:ascii="Abel" w:hAnsi="Abel"/>
-          <w:sz w:val="24"/>
-          <w:szCs w:val="24"/>
-        </w:rPr>
-        <w:t xml:space="preserve">• 1 Sistema AnáLise De Projetos, 1 Diária(s), de: 23/06/2026 até: 23/06/2026</w:t>
-      </w:r>
-    </w:p>
-    <w:p>
-      <w:pPr>
-        <w:pStyle w:val="PargrafodaLista"/>
-        <w:spacing w:line="285" w:lineRule="atLeast"/>
-        <w:ind w:left="0"/>
-        <w:rPr>
-          <w:rFonts w:ascii="Abel" w:hAnsi="Abel"/>
-          <w:sz w:val="24"/>
-          <w:szCs w:val="24"/>
-        </w:rPr>
-      </w:pPr>
-      <w:r>
-        <w:rPr>
-          <w:rFonts w:ascii="Abel" w:hAnsi="Abel"/>
-          <w:sz w:val="24"/>
-          <w:szCs w:val="24"/>
-        </w:rPr>
-        <w:t xml:space="preserve">• 1 Sistema De Caex, 1 Diária(s), de: 23/06/2026 até: 23/06/2026</w:t>
+        <w:t xml:space="preserve">• 1 Sistema De Caex, 1 Diária(s), de: 22/06/2026 até: 22/06/2026</w:t>
       </w:r>
     </w:p>
     <w:p>
@@ -1181,7 +1185,7 @@
           <w:sz w:val="24"/>
           <w:szCs w:val="24"/>
         </w:rPr>
-        <w:t xml:space="preserve">• 1 Suprimentos, (CAEX), 1 Diária(s), de: 23/06/2026 até: 23/06/2026</w:t>
+        <w:t xml:space="preserve">• 1 Suprimentos, (KIT DE EQUIPAMENTOS), 1 Diária(s), de: 22/06/2026 até: 22/06/2026</w:t>
       </w:r>
     </w:p>
     <w:p>
@@ -1201,27 +1205,7 @@
           <w:sz w:val="24"/>
           <w:szCs w:val="24"/>
         </w:rPr>
-        <w:t xml:space="preserve">• 1 Suprimentos, (KIT EQUIPAMENTOS), 1 Diária(s), de: 23/06/2026 até: 23/06/2026</w:t>
-      </w:r>
-    </w:p>
-    <w:p>
-      <w:pPr>
-        <w:pStyle w:val="PargrafodaLista"/>
-        <w:spacing w:line="285" w:lineRule="atLeast"/>
-        <w:ind w:left="0"/>
-        <w:rPr>
-          <w:rFonts w:ascii="Abel" w:hAnsi="Abel"/>
-          <w:sz w:val="24"/>
-          <w:szCs w:val="24"/>
-        </w:rPr>
-      </w:pPr>
-      <w:r>
-        <w:rPr>
-          <w:rFonts w:ascii="Abel" w:hAnsi="Abel"/>
-          <w:sz w:val="24"/>
-          <w:szCs w:val="24"/>
-        </w:rPr>
-        <w:t xml:space="preserve">• 2 Impressora De Etiqueta, 6 Diária(s), de: 23/06/2026 até: 28/06/2026</w:t>
+        <w:t xml:space="preserve">• 3 Impressora De Etiqueta, 6 Diária(s), de: 23/06/2026 até: 28/06/2026</w:t>
       </w:r>
     </w:p>
     <w:p>
@@ -1516,7 +1500,7 @@
           <w:sz w:val="24"/>
           <w:szCs w:val="24"/>
         </w:rPr>
-        <w:t xml:space="preserve">R$ 45.161,90</w:t>
+        <w:t xml:space="preserve">R$ 45.230,20</w:t>
       </w:r>
       <w:r>
         <w:rPr>
@@ -1695,7 +1679,7 @@
           <w:i/>
           <w:iCs/>
         </w:rPr>
-        <w:t xml:space="preserve">09/04/2026</w:t>
+        <w:t xml:space="preserve">17/06/2026</w:t>
       </w:r>
     </w:p>
     <w:p>
